--- a/ISTE330_Group1_Milestone1.docx
+++ b/ISTE330_Group1_Milestone1.docx
@@ -84,12 +84,6 @@
         <w:gridCol w:w="3908"/>
       </w:tblGrid>
       <w:tr>
-        <w:tblPrEx>
-          <w:tblCellMar>
-            <w:top w:w="0" w:type="dxa"/>
-            <w:bottom w:w="0" w:type="dxa"/>
-          </w:tblCellMar>
-        </w:tblPrEx>
         <w:trPr>
           <w:tblHeader/>
         </w:trPr>
@@ -185,12 +179,6 @@
         </w:tc>
       </w:tr>
       <w:tr>
-        <w:tblPrEx>
-          <w:tblCellMar>
-            <w:top w:w="0" w:type="dxa"/>
-            <w:bottom w:w="0" w:type="dxa"/>
-          </w:tblCellMar>
-        </w:tblPrEx>
         <w:trPr>
           <w:cantSplit/>
         </w:trPr>
@@ -274,12 +262,6 @@
         </w:tc>
       </w:tr>
       <w:tr>
-        <w:tblPrEx>
-          <w:tblCellMar>
-            <w:top w:w="0" w:type="dxa"/>
-            <w:bottom w:w="0" w:type="dxa"/>
-          </w:tblCellMar>
-        </w:tblPrEx>
         <w:trPr>
           <w:cantSplit/>
         </w:trPr>
@@ -375,12 +357,6 @@
         </w:tc>
       </w:tr>
       <w:tr>
-        <w:tblPrEx>
-          <w:tblCellMar>
-            <w:top w:w="0" w:type="dxa"/>
-            <w:bottom w:w="0" w:type="dxa"/>
-          </w:tblCellMar>
-        </w:tblPrEx>
         <w:trPr>
           <w:cantSplit/>
         </w:trPr>
@@ -403,82 +379,72 @@
           <w:p>
             <w:proofErr w:type="spellStart"/>
             <w:r>
+              <w:t>Faizahnadir</w:t>
+            </w:r>
+            <w:proofErr w:type="spellEnd"/>
+            <w:r>
+              <w:t xml:space="preserve"> </w:t>
+            </w:r>
+            <w:proofErr w:type="spellStart"/>
+            <w:r>
+              <w:t>Nathershah</w:t>
+            </w:r>
+            <w:proofErr w:type="spellEnd"/>
+          </w:p>
+        </w:tc>
+        <w:tc>
+          <w:tcPr>
+            <w:tcW w:w="1302" w:type="dxa"/>
+            <w:tcBorders>
+              <w:top w:val="single" w:sz="4" w:space="0" w:color="A6A6A6"/>
+              <w:left w:val="single" w:sz="4" w:space="0" w:color="A6A6A6"/>
+              <w:bottom w:val="single" w:sz="4" w:space="0" w:color="A6A6A6"/>
+              <w:right w:val="single" w:sz="4" w:space="0" w:color="A6A6A6"/>
+            </w:tcBorders>
+            <w:tcMar>
+              <w:top w:w="50" w:type="dxa"/>
+              <w:left w:w="90" w:type="dxa"/>
+              <w:bottom w:w="50" w:type="dxa"/>
+              <w:right w:w="90" w:type="dxa"/>
+            </w:tcMar>
+          </w:tcPr>
+          <w:p>
+            <w:r>
+              <w:t>f</w:t>
+            </w:r>
+            <w:r>
+              <w:t>n6379</w:t>
+            </w:r>
+          </w:p>
+        </w:tc>
+        <w:tc>
+          <w:tcPr>
+            <w:tcW w:w="3908" w:type="dxa"/>
+            <w:tcBorders>
+              <w:top w:val="single" w:sz="4" w:space="0" w:color="A6A6A6"/>
+              <w:left w:val="single" w:sz="4" w:space="0" w:color="A6A6A6"/>
+              <w:bottom w:val="single" w:sz="4" w:space="0" w:color="A6A6A6"/>
+              <w:right w:val="single" w:sz="4" w:space="0" w:color="A6A6A6"/>
+            </w:tcBorders>
+            <w:tcMar>
+              <w:top w:w="50" w:type="dxa"/>
+              <w:left w:w="90" w:type="dxa"/>
+              <w:bottom w:w="50" w:type="dxa"/>
+              <w:right w:w="90" w:type="dxa"/>
+            </w:tcMar>
+          </w:tcPr>
+          <w:p>
+            <w:r>
               <w:rPr>
                 <w:sz w:val="20"/>
                 <w:szCs w:val="20"/>
               </w:rPr>
-              <w:t>Safiia</w:t>
-            </w:r>
-            <w:proofErr w:type="spellEnd"/>
-            <w:r>
-              <w:rPr>
-                <w:sz w:val="20"/>
-                <w:szCs w:val="20"/>
-              </w:rPr>
-              <w:t xml:space="preserve"> Musaeva</w:t>
-            </w:r>
-          </w:p>
-        </w:tc>
-        <w:tc>
-          <w:tcPr>
-            <w:tcW w:w="1302" w:type="dxa"/>
-            <w:tcBorders>
-              <w:top w:val="single" w:sz="4" w:space="0" w:color="A6A6A6"/>
-              <w:left w:val="single" w:sz="4" w:space="0" w:color="A6A6A6"/>
-              <w:bottom w:val="single" w:sz="4" w:space="0" w:color="A6A6A6"/>
-              <w:right w:val="single" w:sz="4" w:space="0" w:color="A6A6A6"/>
-            </w:tcBorders>
-            <w:tcMar>
-              <w:top w:w="50" w:type="dxa"/>
-              <w:left w:w="90" w:type="dxa"/>
-              <w:bottom w:w="50" w:type="dxa"/>
-              <w:right w:w="90" w:type="dxa"/>
-            </w:tcMar>
-          </w:tcPr>
-          <w:p>
-            <w:r>
-              <w:rPr>
-                <w:sz w:val="20"/>
-                <w:szCs w:val="20"/>
-              </w:rPr>
-              <w:t>sm5383</w:t>
-            </w:r>
-          </w:p>
-        </w:tc>
-        <w:tc>
-          <w:tcPr>
-            <w:tcW w:w="3908" w:type="dxa"/>
-            <w:tcBorders>
-              <w:top w:val="single" w:sz="4" w:space="0" w:color="A6A6A6"/>
-              <w:left w:val="single" w:sz="4" w:space="0" w:color="A6A6A6"/>
-              <w:bottom w:val="single" w:sz="4" w:space="0" w:color="A6A6A6"/>
-              <w:right w:val="single" w:sz="4" w:space="0" w:color="A6A6A6"/>
-            </w:tcBorders>
-            <w:tcMar>
-              <w:top w:w="50" w:type="dxa"/>
-              <w:left w:w="90" w:type="dxa"/>
-              <w:bottom w:w="50" w:type="dxa"/>
-              <w:right w:w="90" w:type="dxa"/>
-            </w:tcMar>
-          </w:tcPr>
-          <w:p>
-            <w:r>
-              <w:rPr>
-                <w:sz w:val="20"/>
-                <w:szCs w:val="20"/>
-              </w:rPr>
               <w:t>Database Logic and Sample Data</w:t>
             </w:r>
           </w:p>
         </w:tc>
       </w:tr>
       <w:tr>
-        <w:tblPrEx>
-          <w:tblCellMar>
-            <w:top w:w="0" w:type="dxa"/>
-            <w:bottom w:w="0" w:type="dxa"/>
-          </w:tblCellMar>
-        </w:tblPrEx>
         <w:trPr>
           <w:cantSplit/>
         </w:trPr>
@@ -565,12 +531,6 @@
         </w:tc>
       </w:tr>
       <w:tr>
-        <w:tblPrEx>
-          <w:tblCellMar>
-            <w:top w:w="0" w:type="dxa"/>
-            <w:bottom w:w="0" w:type="dxa"/>
-          </w:tblCellMar>
-        </w:tblPrEx>
         <w:trPr>
           <w:cantSplit/>
         </w:trPr>
@@ -972,12 +932,6 @@
         <w:gridCol w:w="5292"/>
       </w:tblGrid>
       <w:tr>
-        <w:tblPrEx>
-          <w:tblCellMar>
-            <w:top w:w="0" w:type="dxa"/>
-            <w:bottom w:w="0" w:type="dxa"/>
-          </w:tblCellMar>
-        </w:tblPrEx>
         <w:trPr>
           <w:tblHeader/>
         </w:trPr>
@@ -1073,12 +1027,6 @@
         </w:tc>
       </w:tr>
       <w:tr>
-        <w:tblPrEx>
-          <w:tblCellMar>
-            <w:top w:w="0" w:type="dxa"/>
-            <w:bottom w:w="0" w:type="dxa"/>
-          </w:tblCellMar>
-        </w:tblPrEx>
         <w:trPr>
           <w:cantSplit/>
         </w:trPr>
@@ -1162,12 +1110,6 @@
         </w:tc>
       </w:tr>
       <w:tr>
-        <w:tblPrEx>
-          <w:tblCellMar>
-            <w:top w:w="0" w:type="dxa"/>
-            <w:bottom w:w="0" w:type="dxa"/>
-          </w:tblCellMar>
-        </w:tblPrEx>
         <w:trPr>
           <w:cantSplit/>
         </w:trPr>
@@ -1254,12 +1196,6 @@
         </w:tc>
       </w:tr>
       <w:tr>
-        <w:tblPrEx>
-          <w:tblCellMar>
-            <w:top w:w="0" w:type="dxa"/>
-            <w:bottom w:w="0" w:type="dxa"/>
-          </w:tblCellMar>
-        </w:tblPrEx>
         <w:trPr>
           <w:cantSplit/>
         </w:trPr>
@@ -1653,12 +1589,6 @@
         <w:gridCol w:w="6048"/>
       </w:tblGrid>
       <w:tr>
-        <w:tblPrEx>
-          <w:tblCellMar>
-            <w:top w:w="0" w:type="dxa"/>
-            <w:bottom w:w="0" w:type="dxa"/>
-          </w:tblCellMar>
-        </w:tblPrEx>
         <w:trPr>
           <w:tblHeader/>
         </w:trPr>
@@ -1724,12 +1654,6 @@
         </w:tc>
       </w:tr>
       <w:tr>
-        <w:tblPrEx>
-          <w:tblCellMar>
-            <w:top w:w="0" w:type="dxa"/>
-            <w:bottom w:w="0" w:type="dxa"/>
-          </w:tblCellMar>
-        </w:tblPrEx>
         <w:trPr>
           <w:cantSplit/>
         </w:trPr>
@@ -1787,12 +1711,6 @@
         </w:tc>
       </w:tr>
       <w:tr>
-        <w:tblPrEx>
-          <w:tblCellMar>
-            <w:top w:w="0" w:type="dxa"/>
-            <w:bottom w:w="0" w:type="dxa"/>
-          </w:tblCellMar>
-        </w:tblPrEx>
         <w:trPr>
           <w:cantSplit/>
         </w:trPr>
@@ -1900,12 +1818,6 @@
         </w:tc>
       </w:tr>
       <w:tr>
-        <w:tblPrEx>
-          <w:tblCellMar>
-            <w:top w:w="0" w:type="dxa"/>
-            <w:bottom w:w="0" w:type="dxa"/>
-          </w:tblCellMar>
-        </w:tblPrEx>
         <w:trPr>
           <w:cantSplit/>
         </w:trPr>
@@ -1988,12 +1900,6 @@
         </w:tc>
       </w:tr>
       <w:tr>
-        <w:tblPrEx>
-          <w:tblCellMar>
-            <w:top w:w="0" w:type="dxa"/>
-            <w:bottom w:w="0" w:type="dxa"/>
-          </w:tblCellMar>
-        </w:tblPrEx>
         <w:trPr>
           <w:cantSplit/>
         </w:trPr>
@@ -2085,12 +1991,6 @@
         </w:tc>
       </w:tr>
       <w:tr>
-        <w:tblPrEx>
-          <w:tblCellMar>
-            <w:top w:w="0" w:type="dxa"/>
-            <w:bottom w:w="0" w:type="dxa"/>
-          </w:tblCellMar>
-        </w:tblPrEx>
         <w:trPr>
           <w:cantSplit/>
         </w:trPr>
@@ -2166,12 +2066,6 @@
         </w:tc>
       </w:tr>
       <w:tr>
-        <w:tblPrEx>
-          <w:tblCellMar>
-            <w:top w:w="0" w:type="dxa"/>
-            <w:bottom w:w="0" w:type="dxa"/>
-          </w:tblCellMar>
-        </w:tblPrEx>
         <w:trPr>
           <w:cantSplit/>
         </w:trPr>
@@ -2274,12 +2168,6 @@
         </w:tc>
       </w:tr>
       <w:tr>
-        <w:tblPrEx>
-          <w:tblCellMar>
-            <w:top w:w="0" w:type="dxa"/>
-            <w:bottom w:w="0" w:type="dxa"/>
-          </w:tblCellMar>
-        </w:tblPrEx>
         <w:trPr>
           <w:cantSplit/>
         </w:trPr>
@@ -2337,12 +2225,6 @@
         </w:tc>
       </w:tr>
       <w:tr>
-        <w:tblPrEx>
-          <w:tblCellMar>
-            <w:top w:w="0" w:type="dxa"/>
-            <w:bottom w:w="0" w:type="dxa"/>
-          </w:tblCellMar>
-        </w:tblPrEx>
         <w:trPr>
           <w:cantSplit/>
         </w:trPr>
@@ -2454,12 +2336,6 @@
         <w:gridCol w:w="6804"/>
       </w:tblGrid>
       <w:tr>
-        <w:tblPrEx>
-          <w:tblCellMar>
-            <w:top w:w="0" w:type="dxa"/>
-            <w:bottom w:w="0" w:type="dxa"/>
-          </w:tblCellMar>
-        </w:tblPrEx>
         <w:trPr>
           <w:tblHeader/>
         </w:trPr>
@@ -2555,12 +2431,6 @@
         </w:tc>
       </w:tr>
       <w:tr>
-        <w:tblPrEx>
-          <w:tblCellMar>
-            <w:top w:w="0" w:type="dxa"/>
-            <w:bottom w:w="0" w:type="dxa"/>
-          </w:tblCellMar>
-        </w:tblPrEx>
         <w:trPr>
           <w:cantSplit/>
         </w:trPr>
@@ -2644,12 +2514,6 @@
         </w:tc>
       </w:tr>
       <w:tr>
-        <w:tblPrEx>
-          <w:tblCellMar>
-            <w:top w:w="0" w:type="dxa"/>
-            <w:bottom w:w="0" w:type="dxa"/>
-          </w:tblCellMar>
-        </w:tblPrEx>
         <w:trPr>
           <w:cantSplit/>
         </w:trPr>
@@ -2768,12 +2632,6 @@
         </w:tc>
       </w:tr>
       <w:tr>
-        <w:tblPrEx>
-          <w:tblCellMar>
-            <w:top w:w="0" w:type="dxa"/>
-            <w:bottom w:w="0" w:type="dxa"/>
-          </w:tblCellMar>
-        </w:tblPrEx>
         <w:trPr>
           <w:cantSplit/>
         </w:trPr>
@@ -2993,12 +2851,6 @@
         <w:gridCol w:w="3360"/>
       </w:tblGrid>
       <w:tr>
-        <w:tblPrEx>
-          <w:tblCellMar>
-            <w:top w:w="0" w:type="dxa"/>
-            <w:bottom w:w="0" w:type="dxa"/>
-          </w:tblCellMar>
-        </w:tblPrEx>
         <w:trPr>
           <w:tblHeader/>
         </w:trPr>
@@ -3154,12 +3006,6 @@
         </w:tc>
       </w:tr>
       <w:tr>
-        <w:tblPrEx>
-          <w:tblCellMar>
-            <w:top w:w="0" w:type="dxa"/>
-            <w:bottom w:w="0" w:type="dxa"/>
-          </w:tblCellMar>
-        </w:tblPrEx>
         <w:trPr>
           <w:cantSplit/>
         </w:trPr>
@@ -3304,12 +3150,6 @@
         </w:tc>
       </w:tr>
       <w:tr>
-        <w:tblPrEx>
-          <w:tblCellMar>
-            <w:top w:w="0" w:type="dxa"/>
-            <w:bottom w:w="0" w:type="dxa"/>
-          </w:tblCellMar>
-        </w:tblPrEx>
         <w:trPr>
           <w:cantSplit/>
         </w:trPr>
@@ -3459,12 +3299,6 @@
         </w:tc>
       </w:tr>
       <w:tr>
-        <w:tblPrEx>
-          <w:tblCellMar>
-            <w:top w:w="0" w:type="dxa"/>
-            <w:bottom w:w="0" w:type="dxa"/>
-          </w:tblCellMar>
-        </w:tblPrEx>
         <w:trPr>
           <w:cantSplit/>
         </w:trPr>
@@ -3609,12 +3443,6 @@
         </w:tc>
       </w:tr>
       <w:tr>
-        <w:tblPrEx>
-          <w:tblCellMar>
-            <w:top w:w="0" w:type="dxa"/>
-            <w:bottom w:w="0" w:type="dxa"/>
-          </w:tblCellMar>
-        </w:tblPrEx>
         <w:trPr>
           <w:cantSplit/>
         </w:trPr>
@@ -3764,12 +3592,6 @@
         </w:tc>
       </w:tr>
       <w:tr>
-        <w:tblPrEx>
-          <w:tblCellMar>
-            <w:top w:w="0" w:type="dxa"/>
-            <w:bottom w:w="0" w:type="dxa"/>
-          </w:tblCellMar>
-        </w:tblPrEx>
         <w:trPr>
           <w:cantSplit/>
         </w:trPr>
@@ -3914,12 +3736,6 @@
         </w:tc>
       </w:tr>
       <w:tr>
-        <w:tblPrEx>
-          <w:tblCellMar>
-            <w:top w:w="0" w:type="dxa"/>
-            <w:bottom w:w="0" w:type="dxa"/>
-          </w:tblCellMar>
-        </w:tblPrEx>
         <w:trPr>
           <w:cantSplit/>
         </w:trPr>
@@ -4078,12 +3894,6 @@
         </w:tc>
       </w:tr>
       <w:tr>
-        <w:tblPrEx>
-          <w:tblCellMar>
-            <w:top w:w="0" w:type="dxa"/>
-            <w:bottom w:w="0" w:type="dxa"/>
-          </w:tblCellMar>
-        </w:tblPrEx>
         <w:trPr>
           <w:cantSplit/>
         </w:trPr>
@@ -4244,12 +4054,6 @@
         </w:tc>
       </w:tr>
       <w:tr>
-        <w:tblPrEx>
-          <w:tblCellMar>
-            <w:top w:w="0" w:type="dxa"/>
-            <w:bottom w:w="0" w:type="dxa"/>
-          </w:tblCellMar>
-        </w:tblPrEx>
         <w:trPr>
           <w:cantSplit/>
         </w:trPr>
@@ -4415,12 +4219,6 @@
         </w:tc>
       </w:tr>
       <w:tr>
-        <w:tblPrEx>
-          <w:tblCellMar>
-            <w:top w:w="0" w:type="dxa"/>
-            <w:bottom w:w="0" w:type="dxa"/>
-          </w:tblCellMar>
-        </w:tblPrEx>
         <w:trPr>
           <w:cantSplit/>
         </w:trPr>
@@ -4565,12 +4363,6 @@
         </w:tc>
       </w:tr>
       <w:tr>
-        <w:tblPrEx>
-          <w:tblCellMar>
-            <w:top w:w="0" w:type="dxa"/>
-            <w:bottom w:w="0" w:type="dxa"/>
-          </w:tblCellMar>
-        </w:tblPrEx>
         <w:trPr>
           <w:cantSplit/>
         </w:trPr>
@@ -4729,12 +4521,6 @@
         </w:tc>
       </w:tr>
       <w:tr>
-        <w:tblPrEx>
-          <w:tblCellMar>
-            <w:top w:w="0" w:type="dxa"/>
-            <w:bottom w:w="0" w:type="dxa"/>
-          </w:tblCellMar>
-        </w:tblPrEx>
         <w:trPr>
           <w:cantSplit/>
         </w:trPr>
@@ -4888,12 +4674,6 @@
         </w:tc>
       </w:tr>
       <w:tr>
-        <w:tblPrEx>
-          <w:tblCellMar>
-            <w:top w:w="0" w:type="dxa"/>
-            <w:bottom w:w="0" w:type="dxa"/>
-          </w:tblCellMar>
-        </w:tblPrEx>
         <w:trPr>
           <w:cantSplit/>
         </w:trPr>
@@ -5052,12 +4832,6 @@
         </w:tc>
       </w:tr>
       <w:tr>
-        <w:tblPrEx>
-          <w:tblCellMar>
-            <w:top w:w="0" w:type="dxa"/>
-            <w:bottom w:w="0" w:type="dxa"/>
-          </w:tblCellMar>
-        </w:tblPrEx>
         <w:trPr>
           <w:cantSplit/>
         </w:trPr>
@@ -5202,12 +4976,6 @@
         </w:tc>
       </w:tr>
       <w:tr>
-        <w:tblPrEx>
-          <w:tblCellMar>
-            <w:top w:w="0" w:type="dxa"/>
-            <w:bottom w:w="0" w:type="dxa"/>
-          </w:tblCellMar>
-        </w:tblPrEx>
         <w:trPr>
           <w:cantSplit/>
         </w:trPr>
@@ -5357,12 +5125,6 @@
         </w:tc>
       </w:tr>
       <w:tr>
-        <w:tblPrEx>
-          <w:tblCellMar>
-            <w:top w:w="0" w:type="dxa"/>
-            <w:bottom w:w="0" w:type="dxa"/>
-          </w:tblCellMar>
-        </w:tblPrEx>
         <w:trPr>
           <w:cantSplit/>
         </w:trPr>
@@ -5507,12 +5269,6 @@
         </w:tc>
       </w:tr>
       <w:tr>
-        <w:tblPrEx>
-          <w:tblCellMar>
-            <w:top w:w="0" w:type="dxa"/>
-            <w:bottom w:w="0" w:type="dxa"/>
-          </w:tblCellMar>
-        </w:tblPrEx>
         <w:trPr>
           <w:cantSplit/>
         </w:trPr>
@@ -5662,12 +5418,6 @@
         </w:tc>
       </w:tr>
       <w:tr>
-        <w:tblPrEx>
-          <w:tblCellMar>
-            <w:top w:w="0" w:type="dxa"/>
-            <w:bottom w:w="0" w:type="dxa"/>
-          </w:tblCellMar>
-        </w:tblPrEx>
         <w:trPr>
           <w:cantSplit/>
         </w:trPr>
@@ -5812,12 +5562,6 @@
         </w:tc>
       </w:tr>
       <w:tr>
-        <w:tblPrEx>
-          <w:tblCellMar>
-            <w:top w:w="0" w:type="dxa"/>
-            <w:bottom w:w="0" w:type="dxa"/>
-          </w:tblCellMar>
-        </w:tblPrEx>
         <w:trPr>
           <w:cantSplit/>
         </w:trPr>
@@ -5976,12 +5720,6 @@
         </w:tc>
       </w:tr>
       <w:tr>
-        <w:tblPrEx>
-          <w:tblCellMar>
-            <w:top w:w="0" w:type="dxa"/>
-            <w:bottom w:w="0" w:type="dxa"/>
-          </w:tblCellMar>
-        </w:tblPrEx>
         <w:trPr>
           <w:cantSplit/>
         </w:trPr>
@@ -6194,12 +5932,6 @@
         <w:gridCol w:w="7182"/>
       </w:tblGrid>
       <w:tr>
-        <w:tblPrEx>
-          <w:tblCellMar>
-            <w:top w:w="0" w:type="dxa"/>
-            <w:bottom w:w="0" w:type="dxa"/>
-          </w:tblCellMar>
-        </w:tblPrEx>
         <w:trPr>
           <w:tblHeader/>
         </w:trPr>
@@ -6265,12 +5997,6 @@
         </w:tc>
       </w:tr>
       <w:tr>
-        <w:tblPrEx>
-          <w:tblCellMar>
-            <w:top w:w="0" w:type="dxa"/>
-            <w:bottom w:w="0" w:type="dxa"/>
-          </w:tblCellMar>
-        </w:tblPrEx>
         <w:trPr>
           <w:cantSplit/>
         </w:trPr>
@@ -6330,12 +6056,6 @@
         </w:tc>
       </w:tr>
       <w:tr>
-        <w:tblPrEx>
-          <w:tblCellMar>
-            <w:top w:w="0" w:type="dxa"/>
-            <w:bottom w:w="0" w:type="dxa"/>
-          </w:tblCellMar>
-        </w:tblPrEx>
         <w:trPr>
           <w:cantSplit/>
         </w:trPr>
@@ -6395,12 +6115,6 @@
         </w:tc>
       </w:tr>
       <w:tr>
-        <w:tblPrEx>
-          <w:tblCellMar>
-            <w:top w:w="0" w:type="dxa"/>
-            <w:bottom w:w="0" w:type="dxa"/>
-          </w:tblCellMar>
-        </w:tblPrEx>
         <w:trPr>
           <w:cantSplit/>
         </w:trPr>
@@ -6458,12 +6172,6 @@
         </w:tc>
       </w:tr>
       <w:tr>
-        <w:tblPrEx>
-          <w:tblCellMar>
-            <w:top w:w="0" w:type="dxa"/>
-            <w:bottom w:w="0" w:type="dxa"/>
-          </w:tblCellMar>
-        </w:tblPrEx>
         <w:trPr>
           <w:cantSplit/>
         </w:trPr>
@@ -6523,12 +6231,6 @@
         </w:tc>
       </w:tr>
       <w:tr>
-        <w:tblPrEx>
-          <w:tblCellMar>
-            <w:top w:w="0" w:type="dxa"/>
-            <w:bottom w:w="0" w:type="dxa"/>
-          </w:tblCellMar>
-        </w:tblPrEx>
         <w:trPr>
           <w:cantSplit/>
         </w:trPr>
@@ -6586,12 +6288,6 @@
         </w:tc>
       </w:tr>
       <w:tr>
-        <w:tblPrEx>
-          <w:tblCellMar>
-            <w:top w:w="0" w:type="dxa"/>
-            <w:bottom w:w="0" w:type="dxa"/>
-          </w:tblCellMar>
-        </w:tblPrEx>
         <w:trPr>
           <w:cantSplit/>
         </w:trPr>
@@ -6651,12 +6347,6 @@
         </w:tc>
       </w:tr>
       <w:tr>
-        <w:tblPrEx>
-          <w:tblCellMar>
-            <w:top w:w="0" w:type="dxa"/>
-            <w:bottom w:w="0" w:type="dxa"/>
-          </w:tblCellMar>
-        </w:tblPrEx>
         <w:trPr>
           <w:cantSplit/>
         </w:trPr>
@@ -6716,12 +6406,6 @@
         </w:tc>
       </w:tr>
       <w:tr>
-        <w:tblPrEx>
-          <w:tblCellMar>
-            <w:top w:w="0" w:type="dxa"/>
-            <w:bottom w:w="0" w:type="dxa"/>
-          </w:tblCellMar>
-        </w:tblPrEx>
         <w:trPr>
           <w:cantSplit/>
         </w:trPr>
@@ -6781,12 +6465,6 @@
         </w:tc>
       </w:tr>
       <w:tr>
-        <w:tblPrEx>
-          <w:tblCellMar>
-            <w:top w:w="0" w:type="dxa"/>
-            <w:bottom w:w="0" w:type="dxa"/>
-          </w:tblCellMar>
-        </w:tblPrEx>
         <w:trPr>
           <w:cantSplit/>
         </w:trPr>
@@ -6846,12 +6524,6 @@
         </w:tc>
       </w:tr>
       <w:tr>
-        <w:tblPrEx>
-          <w:tblCellMar>
-            <w:top w:w="0" w:type="dxa"/>
-            <w:bottom w:w="0" w:type="dxa"/>
-          </w:tblCellMar>
-        </w:tblPrEx>
         <w:trPr>
           <w:cantSplit/>
         </w:trPr>
@@ -6913,12 +6585,6 @@
         </w:tc>
       </w:tr>
       <w:tr>
-        <w:tblPrEx>
-          <w:tblCellMar>
-            <w:top w:w="0" w:type="dxa"/>
-            <w:bottom w:w="0" w:type="dxa"/>
-          </w:tblCellMar>
-        </w:tblPrEx>
         <w:trPr>
           <w:cantSplit/>
         </w:trPr>
@@ -7040,12 +6706,6 @@
         <w:gridCol w:w="2665"/>
       </w:tblGrid>
       <w:tr>
-        <w:tblPrEx>
-          <w:tblCellMar>
-            <w:top w:w="0" w:type="dxa"/>
-            <w:bottom w:w="0" w:type="dxa"/>
-          </w:tblCellMar>
-        </w:tblPrEx>
         <w:trPr>
           <w:tblHeader/>
         </w:trPr>
@@ -7201,12 +6861,6 @@
         </w:tc>
       </w:tr>
       <w:tr>
-        <w:tblPrEx>
-          <w:tblCellMar>
-            <w:top w:w="0" w:type="dxa"/>
-            <w:bottom w:w="0" w:type="dxa"/>
-          </w:tblCellMar>
-        </w:tblPrEx>
         <w:trPr>
           <w:cantSplit/>
         </w:trPr>
@@ -7435,12 +7089,6 @@
         </w:tc>
       </w:tr>
       <w:tr>
-        <w:tblPrEx>
-          <w:tblCellMar>
-            <w:top w:w="0" w:type="dxa"/>
-            <w:bottom w:w="0" w:type="dxa"/>
-          </w:tblCellMar>
-        </w:tblPrEx>
         <w:trPr>
           <w:cantSplit/>
         </w:trPr>
@@ -7642,12 +7290,6 @@
         </w:tc>
       </w:tr>
       <w:tr>
-        <w:tblPrEx>
-          <w:tblCellMar>
-            <w:top w:w="0" w:type="dxa"/>
-            <w:bottom w:w="0" w:type="dxa"/>
-          </w:tblCellMar>
-        </w:tblPrEx>
         <w:trPr>
           <w:cantSplit/>
         </w:trPr>
@@ -7959,12 +7601,6 @@
         <w:gridCol w:w="6048"/>
       </w:tblGrid>
       <w:tr>
-        <w:tblPrEx>
-          <w:tblCellMar>
-            <w:top w:w="0" w:type="dxa"/>
-            <w:bottom w:w="0" w:type="dxa"/>
-          </w:tblCellMar>
-        </w:tblPrEx>
         <w:trPr>
           <w:tblHeader/>
         </w:trPr>
@@ -8060,12 +7696,6 @@
         </w:tc>
       </w:tr>
       <w:tr>
-        <w:tblPrEx>
-          <w:tblCellMar>
-            <w:top w:w="0" w:type="dxa"/>
-            <w:bottom w:w="0" w:type="dxa"/>
-          </w:tblCellMar>
-        </w:tblPrEx>
         <w:trPr>
           <w:cantSplit/>
         </w:trPr>
@@ -8149,12 +7779,6 @@
         </w:tc>
       </w:tr>
       <w:tr>
-        <w:tblPrEx>
-          <w:tblCellMar>
-            <w:top w:w="0" w:type="dxa"/>
-            <w:bottom w:w="0" w:type="dxa"/>
-          </w:tblCellMar>
-        </w:tblPrEx>
         <w:trPr>
           <w:cantSplit/>
         </w:trPr>
@@ -8289,12 +7913,6 @@
         </w:tc>
       </w:tr>
       <w:tr>
-        <w:tblPrEx>
-          <w:tblCellMar>
-            <w:top w:w="0" w:type="dxa"/>
-            <w:bottom w:w="0" w:type="dxa"/>
-          </w:tblCellMar>
-        </w:tblPrEx>
         <w:trPr>
           <w:cantSplit/>
         </w:trPr>
@@ -8450,12 +8068,6 @@
         <w:gridCol w:w="4032"/>
       </w:tblGrid>
       <w:tr>
-        <w:tblPrEx>
-          <w:tblCellMar>
-            <w:top w:w="0" w:type="dxa"/>
-            <w:bottom w:w="0" w:type="dxa"/>
-          </w:tblCellMar>
-        </w:tblPrEx>
         <w:trPr>
           <w:tblHeader/>
         </w:trPr>
@@ -8551,12 +8163,6 @@
         </w:tc>
       </w:tr>
       <w:tr>
-        <w:tblPrEx>
-          <w:tblCellMar>
-            <w:top w:w="0" w:type="dxa"/>
-            <w:bottom w:w="0" w:type="dxa"/>
-          </w:tblCellMar>
-        </w:tblPrEx>
         <w:trPr>
           <w:cantSplit/>
         </w:trPr>
@@ -8676,12 +8282,6 @@
         </w:tc>
       </w:tr>
       <w:tr>
-        <w:tblPrEx>
-          <w:tblCellMar>
-            <w:top w:w="0" w:type="dxa"/>
-            <w:bottom w:w="0" w:type="dxa"/>
-          </w:tblCellMar>
-        </w:tblPrEx>
         <w:trPr>
           <w:cantSplit/>
         </w:trPr>
@@ -8836,12 +8436,6 @@
         </w:tc>
       </w:tr>
       <w:tr>
-        <w:tblPrEx>
-          <w:tblCellMar>
-            <w:top w:w="0" w:type="dxa"/>
-            <w:bottom w:w="0" w:type="dxa"/>
-          </w:tblCellMar>
-        </w:tblPrEx>
         <w:trPr>
           <w:cantSplit/>
         </w:trPr>
@@ -9022,12 +8616,6 @@
         <w:gridCol w:w="4410"/>
       </w:tblGrid>
       <w:tr>
-        <w:tblPrEx>
-          <w:tblCellMar>
-            <w:top w:w="0" w:type="dxa"/>
-            <w:bottom w:w="0" w:type="dxa"/>
-          </w:tblCellMar>
-        </w:tblPrEx>
         <w:trPr>
           <w:tblHeader/>
         </w:trPr>
@@ -9153,12 +8741,6 @@
         </w:tc>
       </w:tr>
       <w:tr>
-        <w:tblPrEx>
-          <w:tblCellMar>
-            <w:top w:w="0" w:type="dxa"/>
-            <w:bottom w:w="0" w:type="dxa"/>
-          </w:tblCellMar>
-        </w:tblPrEx>
         <w:trPr>
           <w:cantSplit/>
         </w:trPr>
@@ -9270,12 +8852,6 @@
         </w:tc>
       </w:tr>
       <w:tr>
-        <w:tblPrEx>
-          <w:tblCellMar>
-            <w:top w:w="0" w:type="dxa"/>
-            <w:bottom w:w="0" w:type="dxa"/>
-          </w:tblCellMar>
-        </w:tblPrEx>
         <w:trPr>
           <w:cantSplit/>
         </w:trPr>
@@ -9391,12 +8967,6 @@
         </w:tc>
       </w:tr>
       <w:tr>
-        <w:tblPrEx>
-          <w:tblCellMar>
-            <w:top w:w="0" w:type="dxa"/>
-            <w:bottom w:w="0" w:type="dxa"/>
-          </w:tblCellMar>
-        </w:tblPrEx>
         <w:trPr>
           <w:cantSplit/>
         </w:trPr>
@@ -9508,12 +9078,6 @@
         </w:tc>
       </w:tr>
       <w:tr>
-        <w:tblPrEx>
-          <w:tblCellMar>
-            <w:top w:w="0" w:type="dxa"/>
-            <w:bottom w:w="0" w:type="dxa"/>
-          </w:tblCellMar>
-        </w:tblPrEx>
         <w:trPr>
           <w:cantSplit/>
         </w:trPr>
@@ -9629,12 +9193,6 @@
         </w:tc>
       </w:tr>
       <w:tr>
-        <w:tblPrEx>
-          <w:tblCellMar>
-            <w:top w:w="0" w:type="dxa"/>
-            <w:bottom w:w="0" w:type="dxa"/>
-          </w:tblCellMar>
-        </w:tblPrEx>
         <w:trPr>
           <w:cantSplit/>
         </w:trPr>
@@ -9875,12 +9433,6 @@
         <w:gridCol w:w="4536"/>
       </w:tblGrid>
       <w:tr>
-        <w:tblPrEx>
-          <w:tblCellMar>
-            <w:top w:w="0" w:type="dxa"/>
-            <w:bottom w:w="0" w:type="dxa"/>
-          </w:tblCellMar>
-        </w:tblPrEx>
         <w:trPr>
           <w:tblHeader/>
         </w:trPr>
@@ -9976,12 +9528,6 @@
         </w:tc>
       </w:tr>
       <w:tr>
-        <w:tblPrEx>
-          <w:tblCellMar>
-            <w:top w:w="0" w:type="dxa"/>
-            <w:bottom w:w="0" w:type="dxa"/>
-          </w:tblCellMar>
-        </w:tblPrEx>
         <w:trPr>
           <w:cantSplit/>
         </w:trPr>
@@ -10065,12 +9611,6 @@
         </w:tc>
       </w:tr>
       <w:tr>
-        <w:tblPrEx>
-          <w:tblCellMar>
-            <w:top w:w="0" w:type="dxa"/>
-            <w:bottom w:w="0" w:type="dxa"/>
-          </w:tblCellMar>
-        </w:tblPrEx>
         <w:trPr>
           <w:cantSplit/>
         </w:trPr>
@@ -10157,12 +9697,6 @@
         </w:tc>
       </w:tr>
       <w:tr>
-        <w:tblPrEx>
-          <w:tblCellMar>
-            <w:top w:w="0" w:type="dxa"/>
-            <w:bottom w:w="0" w:type="dxa"/>
-          </w:tblCellMar>
-        </w:tblPrEx>
         <w:trPr>
           <w:cantSplit/>
         </w:trPr>
@@ -10246,12 +9780,6 @@
         </w:tc>
       </w:tr>
       <w:tr>
-        <w:tblPrEx>
-          <w:tblCellMar>
-            <w:top w:w="0" w:type="dxa"/>
-            <w:bottom w:w="0" w:type="dxa"/>
-          </w:tblCellMar>
-        </w:tblPrEx>
         <w:trPr>
           <w:cantSplit/>
         </w:trPr>
@@ -10338,12 +9866,6 @@
         </w:tc>
       </w:tr>
       <w:tr>
-        <w:tblPrEx>
-          <w:tblCellMar>
-            <w:top w:w="0" w:type="dxa"/>
-            <w:bottom w:w="0" w:type="dxa"/>
-          </w:tblCellMar>
-        </w:tblPrEx>
         <w:trPr>
           <w:cantSplit/>
         </w:trPr>
@@ -10427,12 +9949,6 @@
         </w:tc>
       </w:tr>
       <w:tr>
-        <w:tblPrEx>
-          <w:tblCellMar>
-            <w:top w:w="0" w:type="dxa"/>
-            <w:bottom w:w="0" w:type="dxa"/>
-          </w:tblCellMar>
-        </w:tblPrEx>
         <w:trPr>
           <w:cantSplit/>
         </w:trPr>
@@ -10519,12 +10035,6 @@
         </w:tc>
       </w:tr>
       <w:tr>
-        <w:tblPrEx>
-          <w:tblCellMar>
-            <w:top w:w="0" w:type="dxa"/>
-            <w:bottom w:w="0" w:type="dxa"/>
-          </w:tblCellMar>
-        </w:tblPrEx>
         <w:trPr>
           <w:cantSplit/>
         </w:trPr>
@@ -11152,12 +10662,6 @@
         <w:gridCol w:w="2748"/>
       </w:tblGrid>
       <w:tr>
-        <w:tblPrEx>
-          <w:tblCellMar>
-            <w:top w:w="0" w:type="dxa"/>
-            <w:bottom w:w="0" w:type="dxa"/>
-          </w:tblCellMar>
-        </w:tblPrEx>
         <w:trPr>
           <w:tblHeader/>
         </w:trPr>
@@ -11343,12 +10847,6 @@
         </w:tc>
       </w:tr>
       <w:tr>
-        <w:tblPrEx>
-          <w:tblCellMar>
-            <w:top w:w="0" w:type="dxa"/>
-            <w:bottom w:w="0" w:type="dxa"/>
-          </w:tblCellMar>
-        </w:tblPrEx>
         <w:trPr>
           <w:cantSplit/>
         </w:trPr>
@@ -11513,12 +11011,6 @@
         </w:tc>
       </w:tr>
       <w:tr>
-        <w:tblPrEx>
-          <w:tblCellMar>
-            <w:top w:w="0" w:type="dxa"/>
-            <w:bottom w:w="0" w:type="dxa"/>
-          </w:tblCellMar>
-        </w:tblPrEx>
         <w:trPr>
           <w:cantSplit/>
         </w:trPr>
@@ -11687,12 +11179,6 @@
         </w:tc>
       </w:tr>
       <w:tr>
-        <w:tblPrEx>
-          <w:tblCellMar>
-            <w:top w:w="0" w:type="dxa"/>
-            <w:bottom w:w="0" w:type="dxa"/>
-          </w:tblCellMar>
-        </w:tblPrEx>
         <w:trPr>
           <w:cantSplit/>
         </w:trPr>
@@ -11849,12 +11335,6 @@
         </w:tc>
       </w:tr>
       <w:tr>
-        <w:tblPrEx>
-          <w:tblCellMar>
-            <w:top w:w="0" w:type="dxa"/>
-            <w:bottom w:w="0" w:type="dxa"/>
-          </w:tblCellMar>
-        </w:tblPrEx>
         <w:trPr>
           <w:cantSplit/>
         </w:trPr>
@@ -12017,12 +11497,6 @@
         </w:tc>
       </w:tr>
       <w:tr>
-        <w:tblPrEx>
-          <w:tblCellMar>
-            <w:top w:w="0" w:type="dxa"/>
-            <w:bottom w:w="0" w:type="dxa"/>
-          </w:tblCellMar>
-        </w:tblPrEx>
         <w:trPr>
           <w:cantSplit/>
         </w:trPr>
@@ -12177,12 +11651,6 @@
         </w:tc>
       </w:tr>
       <w:tr>
-        <w:tblPrEx>
-          <w:tblCellMar>
-            <w:top w:w="0" w:type="dxa"/>
-            <w:bottom w:w="0" w:type="dxa"/>
-          </w:tblCellMar>
-        </w:tblPrEx>
         <w:trPr>
           <w:cantSplit/>
         </w:trPr>
@@ -12351,12 +11819,6 @@
         </w:tc>
       </w:tr>
       <w:tr>
-        <w:tblPrEx>
-          <w:tblCellMar>
-            <w:top w:w="0" w:type="dxa"/>
-            <w:bottom w:w="0" w:type="dxa"/>
-          </w:tblCellMar>
-        </w:tblPrEx>
         <w:trPr>
           <w:cantSplit/>
         </w:trPr>
@@ -12531,12 +11993,6 @@
         </w:tc>
       </w:tr>
       <w:tr>
-        <w:tblPrEx>
-          <w:tblCellMar>
-            <w:top w:w="0" w:type="dxa"/>
-            <w:bottom w:w="0" w:type="dxa"/>
-          </w:tblCellMar>
-        </w:tblPrEx>
         <w:trPr>
           <w:cantSplit/>
         </w:trPr>
@@ -12750,12 +12206,6 @@
         <w:gridCol w:w="3471"/>
       </w:tblGrid>
       <w:tr>
-        <w:tblPrEx>
-          <w:tblCellMar>
-            <w:top w:w="0" w:type="dxa"/>
-            <w:bottom w:w="0" w:type="dxa"/>
-          </w:tblCellMar>
-        </w:tblPrEx>
         <w:trPr>
           <w:tblHeader/>
         </w:trPr>
@@ -12941,12 +12391,6 @@
         </w:tc>
       </w:tr>
       <w:tr>
-        <w:tblPrEx>
-          <w:tblCellMar>
-            <w:top w:w="0" w:type="dxa"/>
-            <w:bottom w:w="0" w:type="dxa"/>
-          </w:tblCellMar>
-        </w:tblPrEx>
         <w:trPr>
           <w:cantSplit/>
         </w:trPr>
@@ -13111,12 +12555,6 @@
         </w:tc>
       </w:tr>
       <w:tr>
-        <w:tblPrEx>
-          <w:tblCellMar>
-            <w:top w:w="0" w:type="dxa"/>
-            <w:bottom w:w="0" w:type="dxa"/>
-          </w:tblCellMar>
-        </w:tblPrEx>
         <w:trPr>
           <w:cantSplit/>
         </w:trPr>
@@ -13288,12 +12726,6 @@
         </w:tc>
       </w:tr>
       <w:tr>
-        <w:tblPrEx>
-          <w:tblCellMar>
-            <w:top w:w="0" w:type="dxa"/>
-            <w:bottom w:w="0" w:type="dxa"/>
-          </w:tblCellMar>
-        </w:tblPrEx>
         <w:trPr>
           <w:cantSplit/>
         </w:trPr>
@@ -13450,12 +12882,6 @@
         </w:tc>
       </w:tr>
       <w:tr>
-        <w:tblPrEx>
-          <w:tblCellMar>
-            <w:top w:w="0" w:type="dxa"/>
-            <w:bottom w:w="0" w:type="dxa"/>
-          </w:tblCellMar>
-        </w:tblPrEx>
         <w:trPr>
           <w:cantSplit/>
         </w:trPr>
@@ -13618,12 +13044,6 @@
         </w:tc>
       </w:tr>
       <w:tr>
-        <w:tblPrEx>
-          <w:tblCellMar>
-            <w:top w:w="0" w:type="dxa"/>
-            <w:bottom w:w="0" w:type="dxa"/>
-          </w:tblCellMar>
-        </w:tblPrEx>
         <w:trPr>
           <w:cantSplit/>
         </w:trPr>
@@ -13829,12 +13249,6 @@
         <w:gridCol w:w="3471"/>
       </w:tblGrid>
       <w:tr>
-        <w:tblPrEx>
-          <w:tblCellMar>
-            <w:top w:w="0" w:type="dxa"/>
-            <w:bottom w:w="0" w:type="dxa"/>
-          </w:tblCellMar>
-        </w:tblPrEx>
         <w:trPr>
           <w:tblHeader/>
         </w:trPr>
@@ -14020,12 +13434,6 @@
         </w:tc>
       </w:tr>
       <w:tr>
-        <w:tblPrEx>
-          <w:tblCellMar>
-            <w:top w:w="0" w:type="dxa"/>
-            <w:bottom w:w="0" w:type="dxa"/>
-          </w:tblCellMar>
-        </w:tblPrEx>
         <w:trPr>
           <w:cantSplit/>
         </w:trPr>
@@ -14190,12 +13598,6 @@
         </w:tc>
       </w:tr>
       <w:tr>
-        <w:tblPrEx>
-          <w:tblCellMar>
-            <w:top w:w="0" w:type="dxa"/>
-            <w:bottom w:w="0" w:type="dxa"/>
-          </w:tblCellMar>
-        </w:tblPrEx>
         <w:trPr>
           <w:cantSplit/>
         </w:trPr>
@@ -14367,12 +13769,6 @@
         </w:tc>
       </w:tr>
       <w:tr>
-        <w:tblPrEx>
-          <w:tblCellMar>
-            <w:top w:w="0" w:type="dxa"/>
-            <w:bottom w:w="0" w:type="dxa"/>
-          </w:tblCellMar>
-        </w:tblPrEx>
         <w:trPr>
           <w:cantSplit/>
         </w:trPr>
@@ -14529,12 +13925,6 @@
         </w:tc>
       </w:tr>
       <w:tr>
-        <w:tblPrEx>
-          <w:tblCellMar>
-            <w:top w:w="0" w:type="dxa"/>
-            <w:bottom w:w="0" w:type="dxa"/>
-          </w:tblCellMar>
-        </w:tblPrEx>
         <w:trPr>
           <w:cantSplit/>
         </w:trPr>
@@ -14697,12 +14087,6 @@
         </w:tc>
       </w:tr>
       <w:tr>
-        <w:tblPrEx>
-          <w:tblCellMar>
-            <w:top w:w="0" w:type="dxa"/>
-            <w:bottom w:w="0" w:type="dxa"/>
-          </w:tblCellMar>
-        </w:tblPrEx>
         <w:trPr>
           <w:cantSplit/>
         </w:trPr>
@@ -14857,12 +14241,6 @@
         </w:tc>
       </w:tr>
       <w:tr>
-        <w:tblPrEx>
-          <w:tblCellMar>
-            <w:top w:w="0" w:type="dxa"/>
-            <w:bottom w:w="0" w:type="dxa"/>
-          </w:tblCellMar>
-        </w:tblPrEx>
         <w:trPr>
           <w:cantSplit/>
         </w:trPr>
@@ -15079,12 +14457,6 @@
         <w:gridCol w:w="3471"/>
       </w:tblGrid>
       <w:tr>
-        <w:tblPrEx>
-          <w:tblCellMar>
-            <w:top w:w="0" w:type="dxa"/>
-            <w:bottom w:w="0" w:type="dxa"/>
-          </w:tblCellMar>
-        </w:tblPrEx>
         <w:trPr>
           <w:tblHeader/>
         </w:trPr>
@@ -15270,12 +14642,6 @@
         </w:tc>
       </w:tr>
       <w:tr>
-        <w:tblPrEx>
-          <w:tblCellMar>
-            <w:top w:w="0" w:type="dxa"/>
-            <w:bottom w:w="0" w:type="dxa"/>
-          </w:tblCellMar>
-        </w:tblPrEx>
         <w:trPr>
           <w:cantSplit/>
         </w:trPr>
@@ -15440,12 +14806,6 @@
         </w:tc>
       </w:tr>
       <w:tr>
-        <w:tblPrEx>
-          <w:tblCellMar>
-            <w:top w:w="0" w:type="dxa"/>
-            <w:bottom w:w="0" w:type="dxa"/>
-          </w:tblCellMar>
-        </w:tblPrEx>
         <w:trPr>
           <w:cantSplit/>
         </w:trPr>
@@ -15617,12 +14977,6 @@
         </w:tc>
       </w:tr>
       <w:tr>
-        <w:tblPrEx>
-          <w:tblCellMar>
-            <w:top w:w="0" w:type="dxa"/>
-            <w:bottom w:w="0" w:type="dxa"/>
-          </w:tblCellMar>
-        </w:tblPrEx>
         <w:trPr>
           <w:cantSplit/>
         </w:trPr>
@@ -15779,12 +15133,6 @@
         </w:tc>
       </w:tr>
       <w:tr>
-        <w:tblPrEx>
-          <w:tblCellMar>
-            <w:top w:w="0" w:type="dxa"/>
-            <w:bottom w:w="0" w:type="dxa"/>
-          </w:tblCellMar>
-        </w:tblPrEx>
         <w:trPr>
           <w:cantSplit/>
         </w:trPr>
@@ -15947,12 +15295,6 @@
         </w:tc>
       </w:tr>
       <w:tr>
-        <w:tblPrEx>
-          <w:tblCellMar>
-            <w:top w:w="0" w:type="dxa"/>
-            <w:bottom w:w="0" w:type="dxa"/>
-          </w:tblCellMar>
-        </w:tblPrEx>
         <w:trPr>
           <w:cantSplit/>
         </w:trPr>
@@ -16117,12 +15459,6 @@
         </w:tc>
       </w:tr>
       <w:tr>
-        <w:tblPrEx>
-          <w:tblCellMar>
-            <w:top w:w="0" w:type="dxa"/>
-            <w:bottom w:w="0" w:type="dxa"/>
-          </w:tblCellMar>
-        </w:tblPrEx>
         <w:trPr>
           <w:cantSplit/>
         </w:trPr>
@@ -16276,12 +15612,6 @@
         </w:tc>
       </w:tr>
       <w:tr>
-        <w:tblPrEx>
-          <w:tblCellMar>
-            <w:top w:w="0" w:type="dxa"/>
-            <w:bottom w:w="0" w:type="dxa"/>
-          </w:tblCellMar>
-        </w:tblPrEx>
         <w:trPr>
           <w:cantSplit/>
         </w:trPr>
@@ -16487,12 +15817,6 @@
         <w:gridCol w:w="3471"/>
       </w:tblGrid>
       <w:tr>
-        <w:tblPrEx>
-          <w:tblCellMar>
-            <w:top w:w="0" w:type="dxa"/>
-            <w:bottom w:w="0" w:type="dxa"/>
-          </w:tblCellMar>
-        </w:tblPrEx>
         <w:trPr>
           <w:tblHeader/>
         </w:trPr>
@@ -16678,12 +16002,6 @@
         </w:tc>
       </w:tr>
       <w:tr>
-        <w:tblPrEx>
-          <w:tblCellMar>
-            <w:top w:w="0" w:type="dxa"/>
-            <w:bottom w:w="0" w:type="dxa"/>
-          </w:tblCellMar>
-        </w:tblPrEx>
         <w:trPr>
           <w:cantSplit/>
         </w:trPr>
@@ -16848,12 +16166,6 @@
         </w:tc>
       </w:tr>
       <w:tr>
-        <w:tblPrEx>
-          <w:tblCellMar>
-            <w:top w:w="0" w:type="dxa"/>
-            <w:bottom w:w="0" w:type="dxa"/>
-          </w:tblCellMar>
-        </w:tblPrEx>
         <w:trPr>
           <w:cantSplit/>
         </w:trPr>
@@ -17024,12 +16336,6 @@
         </w:tc>
       </w:tr>
       <w:tr>
-        <w:tblPrEx>
-          <w:tblCellMar>
-            <w:top w:w="0" w:type="dxa"/>
-            <w:bottom w:w="0" w:type="dxa"/>
-          </w:tblCellMar>
-        </w:tblPrEx>
         <w:trPr>
           <w:cantSplit/>
         </w:trPr>
@@ -17184,12 +16490,6 @@
         </w:tc>
       </w:tr>
       <w:tr>
-        <w:tblPrEx>
-          <w:tblCellMar>
-            <w:top w:w="0" w:type="dxa"/>
-            <w:bottom w:w="0" w:type="dxa"/>
-          </w:tblCellMar>
-        </w:tblPrEx>
         <w:trPr>
           <w:cantSplit/>
         </w:trPr>
@@ -17350,12 +16650,6 @@
         </w:tc>
       </w:tr>
       <w:tr>
-        <w:tblPrEx>
-          <w:tblCellMar>
-            <w:top w:w="0" w:type="dxa"/>
-            <w:bottom w:w="0" w:type="dxa"/>
-          </w:tblCellMar>
-        </w:tblPrEx>
         <w:trPr>
           <w:cantSplit/>
         </w:trPr>
@@ -17556,12 +16850,6 @@
         <w:gridCol w:w="3471"/>
       </w:tblGrid>
       <w:tr>
-        <w:tblPrEx>
-          <w:tblCellMar>
-            <w:top w:w="0" w:type="dxa"/>
-            <w:bottom w:w="0" w:type="dxa"/>
-          </w:tblCellMar>
-        </w:tblPrEx>
         <w:trPr>
           <w:tblHeader/>
         </w:trPr>
@@ -17747,12 +17035,6 @@
         </w:tc>
       </w:tr>
       <w:tr>
-        <w:tblPrEx>
-          <w:tblCellMar>
-            <w:top w:w="0" w:type="dxa"/>
-            <w:bottom w:w="0" w:type="dxa"/>
-          </w:tblCellMar>
-        </w:tblPrEx>
         <w:trPr>
           <w:cantSplit/>
         </w:trPr>
@@ -17917,12 +17199,6 @@
         </w:tc>
       </w:tr>
       <w:tr>
-        <w:tblPrEx>
-          <w:tblCellMar>
-            <w:top w:w="0" w:type="dxa"/>
-            <w:bottom w:w="0" w:type="dxa"/>
-          </w:tblCellMar>
-        </w:tblPrEx>
         <w:trPr>
           <w:cantSplit/>
         </w:trPr>
@@ -18093,12 +17369,6 @@
         </w:tc>
       </w:tr>
       <w:tr>
-        <w:tblPrEx>
-          <w:tblCellMar>
-            <w:top w:w="0" w:type="dxa"/>
-            <w:bottom w:w="0" w:type="dxa"/>
-          </w:tblCellMar>
-        </w:tblPrEx>
         <w:trPr>
           <w:cantSplit/>
         </w:trPr>
@@ -18264,12 +17534,6 @@
         </w:tc>
       </w:tr>
       <w:tr>
-        <w:tblPrEx>
-          <w:tblCellMar>
-            <w:top w:w="0" w:type="dxa"/>
-            <w:bottom w:w="0" w:type="dxa"/>
-          </w:tblCellMar>
-        </w:tblPrEx>
         <w:trPr>
           <w:cantSplit/>
         </w:trPr>
@@ -18441,12 +17705,6 @@
         </w:tc>
       </w:tr>
       <w:tr>
-        <w:tblPrEx>
-          <w:tblCellMar>
-            <w:top w:w="0" w:type="dxa"/>
-            <w:bottom w:w="0" w:type="dxa"/>
-          </w:tblCellMar>
-        </w:tblPrEx>
         <w:trPr>
           <w:cantSplit/>
         </w:trPr>
@@ -18601,12 +17859,6 @@
         </w:tc>
       </w:tr>
       <w:tr>
-        <w:tblPrEx>
-          <w:tblCellMar>
-            <w:top w:w="0" w:type="dxa"/>
-            <w:bottom w:w="0" w:type="dxa"/>
-          </w:tblCellMar>
-        </w:tblPrEx>
         <w:trPr>
           <w:cantSplit/>
         </w:trPr>
@@ -18816,12 +18068,6 @@
         <w:gridCol w:w="3471"/>
       </w:tblGrid>
       <w:tr>
-        <w:tblPrEx>
-          <w:tblCellMar>
-            <w:top w:w="0" w:type="dxa"/>
-            <w:bottom w:w="0" w:type="dxa"/>
-          </w:tblCellMar>
-        </w:tblPrEx>
         <w:trPr>
           <w:tblHeader/>
         </w:trPr>
@@ -19008,12 +18254,6 @@
         </w:tc>
       </w:tr>
       <w:tr>
-        <w:tblPrEx>
-          <w:tblCellMar>
-            <w:top w:w="0" w:type="dxa"/>
-            <w:bottom w:w="0" w:type="dxa"/>
-          </w:tblCellMar>
-        </w:tblPrEx>
         <w:trPr>
           <w:cantSplit/>
         </w:trPr>
@@ -19179,12 +18419,6 @@
         </w:tc>
       </w:tr>
       <w:tr>
-        <w:tblPrEx>
-          <w:tblCellMar>
-            <w:top w:w="0" w:type="dxa"/>
-            <w:bottom w:w="0" w:type="dxa"/>
-          </w:tblCellMar>
-        </w:tblPrEx>
         <w:trPr>
           <w:cantSplit/>
         </w:trPr>
@@ -19356,12 +18590,6 @@
         </w:tc>
       </w:tr>
       <w:tr>
-        <w:tblPrEx>
-          <w:tblCellMar>
-            <w:top w:w="0" w:type="dxa"/>
-            <w:bottom w:w="0" w:type="dxa"/>
-          </w:tblCellMar>
-        </w:tblPrEx>
         <w:trPr>
           <w:cantSplit/>
         </w:trPr>
@@ -19517,12 +18745,6 @@
         </w:tc>
       </w:tr>
       <w:tr>
-        <w:tblPrEx>
-          <w:tblCellMar>
-            <w:top w:w="0" w:type="dxa"/>
-            <w:bottom w:w="0" w:type="dxa"/>
-          </w:tblCellMar>
-        </w:tblPrEx>
         <w:trPr>
           <w:cantSplit/>
         </w:trPr>
@@ -19676,12 +18898,6 @@
         </w:tc>
       </w:tr>
       <w:tr>
-        <w:tblPrEx>
-          <w:tblCellMar>
-            <w:top w:w="0" w:type="dxa"/>
-            <w:bottom w:w="0" w:type="dxa"/>
-          </w:tblCellMar>
-        </w:tblPrEx>
         <w:trPr>
           <w:cantSplit/>
         </w:trPr>
@@ -19898,12 +19114,6 @@
         <w:gridCol w:w="2167"/>
       </w:tblGrid>
       <w:tr>
-        <w:tblPrEx>
-          <w:tblCellMar>
-            <w:top w:w="0" w:type="dxa"/>
-            <w:bottom w:w="0" w:type="dxa"/>
-          </w:tblCellMar>
-        </w:tblPrEx>
         <w:trPr>
           <w:tblHeader/>
         </w:trPr>
@@ -20089,12 +19299,6 @@
         </w:tc>
       </w:tr>
       <w:tr>
-        <w:tblPrEx>
-          <w:tblCellMar>
-            <w:top w:w="0" w:type="dxa"/>
-            <w:bottom w:w="0" w:type="dxa"/>
-          </w:tblCellMar>
-        </w:tblPrEx>
         <w:trPr>
           <w:cantSplit/>
         </w:trPr>
@@ -20259,12 +19463,6 @@
         </w:tc>
       </w:tr>
       <w:tr>
-        <w:tblPrEx>
-          <w:tblCellMar>
-            <w:top w:w="0" w:type="dxa"/>
-            <w:bottom w:w="0" w:type="dxa"/>
-          </w:tblCellMar>
-        </w:tblPrEx>
         <w:trPr>
           <w:cantSplit/>
         </w:trPr>
@@ -20435,12 +19633,6 @@
         </w:tc>
       </w:tr>
       <w:tr>
-        <w:tblPrEx>
-          <w:tblCellMar>
-            <w:top w:w="0" w:type="dxa"/>
-            <w:bottom w:w="0" w:type="dxa"/>
-          </w:tblCellMar>
-        </w:tblPrEx>
         <w:trPr>
           <w:cantSplit/>
         </w:trPr>
@@ -20606,12 +19798,6 @@
         </w:tc>
       </w:tr>
       <w:tr>
-        <w:tblPrEx>
-          <w:tblCellMar>
-            <w:top w:w="0" w:type="dxa"/>
-            <w:bottom w:w="0" w:type="dxa"/>
-          </w:tblCellMar>
-        </w:tblPrEx>
         <w:trPr>
           <w:cantSplit/>
         </w:trPr>
@@ -20783,12 +19969,6 @@
         </w:tc>
       </w:tr>
       <w:tr>
-        <w:tblPrEx>
-          <w:tblCellMar>
-            <w:top w:w="0" w:type="dxa"/>
-            <w:bottom w:w="0" w:type="dxa"/>
-          </w:tblCellMar>
-        </w:tblPrEx>
         <w:trPr>
           <w:cantSplit/>
         </w:trPr>
@@ -20936,12 +20116,6 @@
         </w:tc>
       </w:tr>
       <w:tr>
-        <w:tblPrEx>
-          <w:tblCellMar>
-            <w:top w:w="0" w:type="dxa"/>
-            <w:bottom w:w="0" w:type="dxa"/>
-          </w:tblCellMar>
-        </w:tblPrEx>
         <w:trPr>
           <w:cantSplit/>
         </w:trPr>
@@ -21111,12 +20285,6 @@
         </w:tc>
       </w:tr>
       <w:tr>
-        <w:tblPrEx>
-          <w:tblCellMar>
-            <w:top w:w="0" w:type="dxa"/>
-            <w:bottom w:w="0" w:type="dxa"/>
-          </w:tblCellMar>
-        </w:tblPrEx>
         <w:trPr>
           <w:cantSplit/>
         </w:trPr>
@@ -21271,12 +20439,6 @@
         </w:tc>
       </w:tr>
       <w:tr>
-        <w:tblPrEx>
-          <w:tblCellMar>
-            <w:top w:w="0" w:type="dxa"/>
-            <w:bottom w:w="0" w:type="dxa"/>
-          </w:tblCellMar>
-        </w:tblPrEx>
         <w:trPr>
           <w:cantSplit/>
         </w:trPr>
@@ -21448,12 +20610,6 @@
         </w:tc>
       </w:tr>
       <w:tr>
-        <w:tblPrEx>
-          <w:tblCellMar>
-            <w:top w:w="0" w:type="dxa"/>
-            <w:bottom w:w="0" w:type="dxa"/>
-          </w:tblCellMar>
-        </w:tblPrEx>
         <w:trPr>
           <w:cantSplit/>
         </w:trPr>
@@ -21603,12 +20759,6 @@
         </w:tc>
       </w:tr>
       <w:tr>
-        <w:tblPrEx>
-          <w:tblCellMar>
-            <w:top w:w="0" w:type="dxa"/>
-            <w:bottom w:w="0" w:type="dxa"/>
-          </w:tblCellMar>
-        </w:tblPrEx>
         <w:trPr>
           <w:cantSplit/>
         </w:trPr>
@@ -21834,12 +20984,6 @@
         <w:gridCol w:w="1795"/>
       </w:tblGrid>
       <w:tr>
-        <w:tblPrEx>
-          <w:tblCellMar>
-            <w:top w:w="0" w:type="dxa"/>
-            <w:bottom w:w="0" w:type="dxa"/>
-          </w:tblCellMar>
-        </w:tblPrEx>
         <w:trPr>
           <w:tblHeader/>
         </w:trPr>
@@ -22025,12 +21169,6 @@
         </w:tc>
       </w:tr>
       <w:tr>
-        <w:tblPrEx>
-          <w:tblCellMar>
-            <w:top w:w="0" w:type="dxa"/>
-            <w:bottom w:w="0" w:type="dxa"/>
-          </w:tblCellMar>
-        </w:tblPrEx>
         <w:trPr>
           <w:cantSplit/>
         </w:trPr>
@@ -22196,12 +21334,6 @@
         </w:tc>
       </w:tr>
       <w:tr>
-        <w:tblPrEx>
-          <w:tblCellMar>
-            <w:top w:w="0" w:type="dxa"/>
-            <w:bottom w:w="0" w:type="dxa"/>
-          </w:tblCellMar>
-        </w:tblPrEx>
         <w:trPr>
           <w:cantSplit/>
         </w:trPr>
@@ -22373,12 +21505,6 @@
         </w:tc>
       </w:tr>
       <w:tr>
-        <w:tblPrEx>
-          <w:tblCellMar>
-            <w:top w:w="0" w:type="dxa"/>
-            <w:bottom w:w="0" w:type="dxa"/>
-          </w:tblCellMar>
-        </w:tblPrEx>
         <w:trPr>
           <w:cantSplit/>
         </w:trPr>
@@ -22526,12 +21652,6 @@
         </w:tc>
       </w:tr>
       <w:tr>
-        <w:tblPrEx>
-          <w:tblCellMar>
-            <w:top w:w="0" w:type="dxa"/>
-            <w:bottom w:w="0" w:type="dxa"/>
-          </w:tblCellMar>
-        </w:tblPrEx>
         <w:trPr>
           <w:cantSplit/>
         </w:trPr>
@@ -22687,12 +21807,6 @@
         </w:tc>
       </w:tr>
       <w:tr>
-        <w:tblPrEx>
-          <w:tblCellMar>
-            <w:top w:w="0" w:type="dxa"/>
-            <w:bottom w:w="0" w:type="dxa"/>
-          </w:tblCellMar>
-        </w:tblPrEx>
         <w:trPr>
           <w:cantSplit/>
         </w:trPr>
@@ -22913,12 +22027,6 @@
         <w:gridCol w:w="1212"/>
       </w:tblGrid>
       <w:tr>
-        <w:tblPrEx>
-          <w:tblCellMar>
-            <w:top w:w="0" w:type="dxa"/>
-            <w:bottom w:w="0" w:type="dxa"/>
-          </w:tblCellMar>
-        </w:tblPrEx>
         <w:trPr>
           <w:tblHeader/>
         </w:trPr>
@@ -23104,12 +22212,6 @@
         </w:tc>
       </w:tr>
       <w:tr>
-        <w:tblPrEx>
-          <w:tblCellMar>
-            <w:top w:w="0" w:type="dxa"/>
-            <w:bottom w:w="0" w:type="dxa"/>
-          </w:tblCellMar>
-        </w:tblPrEx>
         <w:trPr>
           <w:cantSplit/>
         </w:trPr>
@@ -23274,12 +22376,6 @@
         </w:tc>
       </w:tr>
       <w:tr>
-        <w:tblPrEx>
-          <w:tblCellMar>
-            <w:top w:w="0" w:type="dxa"/>
-            <w:bottom w:w="0" w:type="dxa"/>
-          </w:tblCellMar>
-        </w:tblPrEx>
         <w:trPr>
           <w:cantSplit/>
         </w:trPr>
@@ -23467,12 +22563,6 @@
         </w:tc>
       </w:tr>
       <w:tr>
-        <w:tblPrEx>
-          <w:tblCellMar>
-            <w:top w:w="0" w:type="dxa"/>
-            <w:bottom w:w="0" w:type="dxa"/>
-          </w:tblCellMar>
-        </w:tblPrEx>
         <w:trPr>
           <w:cantSplit/>
         </w:trPr>
@@ -23629,12 +22719,6 @@
         </w:tc>
       </w:tr>
       <w:tr>
-        <w:tblPrEx>
-          <w:tblCellMar>
-            <w:top w:w="0" w:type="dxa"/>
-            <w:bottom w:w="0" w:type="dxa"/>
-          </w:tblCellMar>
-        </w:tblPrEx>
         <w:trPr>
           <w:cantSplit/>
         </w:trPr>
@@ -23788,12 +22872,6 @@
         </w:tc>
       </w:tr>
       <w:tr>
-        <w:tblPrEx>
-          <w:tblCellMar>
-            <w:top w:w="0" w:type="dxa"/>
-            <w:bottom w:w="0" w:type="dxa"/>
-          </w:tblCellMar>
-        </w:tblPrEx>
         <w:trPr>
           <w:cantSplit/>
         </w:trPr>
@@ -23948,12 +23026,6 @@
         </w:tc>
       </w:tr>
       <w:tr>
-        <w:tblPrEx>
-          <w:tblCellMar>
-            <w:top w:w="0" w:type="dxa"/>
-            <w:bottom w:w="0" w:type="dxa"/>
-          </w:tblCellMar>
-        </w:tblPrEx>
         <w:trPr>
           <w:cantSplit/>
         </w:trPr>
@@ -24125,12 +23197,6 @@
         </w:tc>
       </w:tr>
       <w:tr>
-        <w:tblPrEx>
-          <w:tblCellMar>
-            <w:top w:w="0" w:type="dxa"/>
-            <w:bottom w:w="0" w:type="dxa"/>
-          </w:tblCellMar>
-        </w:tblPrEx>
         <w:trPr>
           <w:cantSplit/>
         </w:trPr>
@@ -24296,12 +23362,6 @@
         </w:tc>
       </w:tr>
       <w:tr>
-        <w:tblPrEx>
-          <w:tblCellMar>
-            <w:top w:w="0" w:type="dxa"/>
-            <w:bottom w:w="0" w:type="dxa"/>
-          </w:tblCellMar>
-        </w:tblPrEx>
         <w:trPr>
           <w:cantSplit/>
         </w:trPr>
@@ -24457,12 +23517,6 @@
         </w:tc>
       </w:tr>
       <w:tr>
-        <w:tblPrEx>
-          <w:tblCellMar>
-            <w:top w:w="0" w:type="dxa"/>
-            <w:bottom w:w="0" w:type="dxa"/>
-          </w:tblCellMar>
-        </w:tblPrEx>
         <w:trPr>
           <w:cantSplit/>
         </w:trPr>
@@ -24628,12 +23682,6 @@
         </w:tc>
       </w:tr>
       <w:tr>
-        <w:tblPrEx>
-          <w:tblCellMar>
-            <w:top w:w="0" w:type="dxa"/>
-            <w:bottom w:w="0" w:type="dxa"/>
-          </w:tblCellMar>
-        </w:tblPrEx>
         <w:trPr>
           <w:cantSplit/>
         </w:trPr>
@@ -24875,12 +23923,6 @@
         <w:gridCol w:w="3249"/>
       </w:tblGrid>
       <w:tr>
-        <w:tblPrEx>
-          <w:tblCellMar>
-            <w:top w:w="0" w:type="dxa"/>
-            <w:bottom w:w="0" w:type="dxa"/>
-          </w:tblCellMar>
-        </w:tblPrEx>
         <w:trPr>
           <w:tblHeader/>
         </w:trPr>
@@ -25066,12 +24108,6 @@
         </w:tc>
       </w:tr>
       <w:tr>
-        <w:tblPrEx>
-          <w:tblCellMar>
-            <w:top w:w="0" w:type="dxa"/>
-            <w:bottom w:w="0" w:type="dxa"/>
-          </w:tblCellMar>
-        </w:tblPrEx>
         <w:trPr>
           <w:cantSplit/>
         </w:trPr>
@@ -25237,12 +24273,6 @@
         </w:tc>
       </w:tr>
       <w:tr>
-        <w:tblPrEx>
-          <w:tblCellMar>
-            <w:top w:w="0" w:type="dxa"/>
-            <w:bottom w:w="0" w:type="dxa"/>
-          </w:tblCellMar>
-        </w:tblPrEx>
         <w:trPr>
           <w:cantSplit/>
         </w:trPr>
@@ -25414,12 +24444,6 @@
         </w:tc>
       </w:tr>
       <w:tr>
-        <w:tblPrEx>
-          <w:tblCellMar>
-            <w:top w:w="0" w:type="dxa"/>
-            <w:bottom w:w="0" w:type="dxa"/>
-          </w:tblCellMar>
-        </w:tblPrEx>
         <w:trPr>
           <w:cantSplit/>
         </w:trPr>
@@ -25576,12 +24600,6 @@
         </w:tc>
       </w:tr>
       <w:tr>
-        <w:tblPrEx>
-          <w:tblCellMar>
-            <w:top w:w="0" w:type="dxa"/>
-            <w:bottom w:w="0" w:type="dxa"/>
-          </w:tblCellMar>
-        </w:tblPrEx>
         <w:trPr>
           <w:cantSplit/>
         </w:trPr>
@@ -25745,12 +24763,6 @@
         </w:tc>
       </w:tr>
       <w:tr>
-        <w:tblPrEx>
-          <w:tblCellMar>
-            <w:top w:w="0" w:type="dxa"/>
-            <w:bottom w:w="0" w:type="dxa"/>
-          </w:tblCellMar>
-        </w:tblPrEx>
         <w:trPr>
           <w:cantSplit/>
         </w:trPr>
@@ -25958,12 +24970,6 @@
         <w:gridCol w:w="4914"/>
       </w:tblGrid>
       <w:tr>
-        <w:tblPrEx>
-          <w:tblCellMar>
-            <w:top w:w="0" w:type="dxa"/>
-            <w:bottom w:w="0" w:type="dxa"/>
-          </w:tblCellMar>
-        </w:tblPrEx>
         <w:trPr>
           <w:tblHeader/>
         </w:trPr>
@@ -26089,12 +25095,6 @@
         </w:tc>
       </w:tr>
       <w:tr>
-        <w:tblPrEx>
-          <w:tblCellMar>
-            <w:top w:w="0" w:type="dxa"/>
-            <w:bottom w:w="0" w:type="dxa"/>
-          </w:tblCellMar>
-        </w:tblPrEx>
         <w:trPr>
           <w:cantSplit/>
         </w:trPr>
@@ -26204,12 +25204,6 @@
         </w:tc>
       </w:tr>
       <w:tr>
-        <w:tblPrEx>
-          <w:tblCellMar>
-            <w:top w:w="0" w:type="dxa"/>
-            <w:bottom w:w="0" w:type="dxa"/>
-          </w:tblCellMar>
-        </w:tblPrEx>
         <w:trPr>
           <w:cantSplit/>
         </w:trPr>
@@ -26332,12 +25326,6 @@
         </w:tc>
       </w:tr>
       <w:tr>
-        <w:tblPrEx>
-          <w:tblCellMar>
-            <w:top w:w="0" w:type="dxa"/>
-            <w:bottom w:w="0" w:type="dxa"/>
-          </w:tblCellMar>
-        </w:tblPrEx>
         <w:trPr>
           <w:cantSplit/>
         </w:trPr>
@@ -26358,13 +25346,19 @@
             </w:tcMar>
           </w:tcPr>
           <w:p>
+            <w:pPr>
+              <w:rPr>
+                <w:sz w:val="18"/>
+                <w:szCs w:val="18"/>
+              </w:rPr>
+            </w:pPr>
             <w:proofErr w:type="spellStart"/>
             <w:r>
               <w:rPr>
                 <w:sz w:val="18"/>
                 <w:szCs w:val="18"/>
               </w:rPr>
-              <w:t>Safiia</w:t>
+              <w:t>Faizahnadir</w:t>
             </w:r>
             <w:proofErr w:type="spellEnd"/>
             <w:r>
@@ -26372,8 +25366,17 @@
                 <w:sz w:val="18"/>
                 <w:szCs w:val="18"/>
               </w:rPr>
-              <w:t xml:space="preserve"> Musaeva</w:t>
-            </w:r>
+              <w:t xml:space="preserve"> </w:t>
+            </w:r>
+            <w:proofErr w:type="spellStart"/>
+            <w:r>
+              <w:rPr>
+                <w:sz w:val="18"/>
+                <w:szCs w:val="18"/>
+              </w:rPr>
+              <w:t>Natharshah</w:t>
+            </w:r>
+            <w:proofErr w:type="spellEnd"/>
           </w:p>
         </w:tc>
         <w:tc>
@@ -26393,12 +25396,18 @@
             </w:tcMar>
           </w:tcPr>
           <w:p>
-            <w:r>
-              <w:rPr>
-                <w:sz w:val="18"/>
-                <w:szCs w:val="18"/>
-              </w:rPr>
-              <w:t>sm5383</w:t>
+            <w:pPr>
+              <w:rPr>
+                <w:sz w:val="18"/>
+                <w:szCs w:val="18"/>
+              </w:rPr>
+            </w:pPr>
+            <w:r>
+              <w:rPr>
+                <w:sz w:val="18"/>
+                <w:szCs w:val="18"/>
+              </w:rPr>
+              <w:t>fn6379</w:t>
             </w:r>
           </w:p>
         </w:tc>
@@ -26456,12 +25465,6 @@
         </w:tc>
       </w:tr>
       <w:tr>
-        <w:tblPrEx>
-          <w:tblCellMar>
-            <w:top w:w="0" w:type="dxa"/>
-            <w:bottom w:w="0" w:type="dxa"/>
-          </w:tblCellMar>
-        </w:tblPrEx>
         <w:trPr>
           <w:cantSplit/>
         </w:trPr>
@@ -26616,12 +25619,6 @@
         </w:tc>
       </w:tr>
       <w:tr>
-        <w:tblPrEx>
-          <w:tblCellMar>
-            <w:top w:w="0" w:type="dxa"/>
-            <w:bottom w:w="0" w:type="dxa"/>
-          </w:tblCellMar>
-        </w:tblPrEx>
         <w:trPr>
           <w:cantSplit/>
         </w:trPr>
@@ -26768,12 +25765,6 @@
         <w:gridCol w:w="2772"/>
       </w:tblGrid>
       <w:tr>
-        <w:tblPrEx>
-          <w:tblCellMar>
-            <w:top w:w="0" w:type="dxa"/>
-            <w:bottom w:w="0" w:type="dxa"/>
-          </w:tblCellMar>
-        </w:tblPrEx>
         <w:trPr>
           <w:tblHeader/>
         </w:trPr>
@@ -26899,12 +25890,6 @@
         </w:tc>
       </w:tr>
       <w:tr>
-        <w:tblPrEx>
-          <w:tblCellMar>
-            <w:top w:w="0" w:type="dxa"/>
-            <w:bottom w:w="0" w:type="dxa"/>
-          </w:tblCellMar>
-        </w:tblPrEx>
         <w:trPr>
           <w:cantSplit/>
         </w:trPr>
@@ -27014,12 +25999,6 @@
         </w:tc>
       </w:tr>
       <w:tr>
-        <w:tblPrEx>
-          <w:tblCellMar>
-            <w:top w:w="0" w:type="dxa"/>
-            <w:bottom w:w="0" w:type="dxa"/>
-          </w:tblCellMar>
-        </w:tblPrEx>
         <w:trPr>
           <w:cantSplit/>
         </w:trPr>
@@ -27135,12 +26114,6 @@
         </w:tc>
       </w:tr>
       <w:tr>
-        <w:tblPrEx>
-          <w:tblCellMar>
-            <w:top w:w="0" w:type="dxa"/>
-            <w:bottom w:w="0" w:type="dxa"/>
-          </w:tblCellMar>
-        </w:tblPrEx>
         <w:trPr>
           <w:cantSplit/>
         </w:trPr>
@@ -27161,13 +26134,19 @@
             </w:tcMar>
           </w:tcPr>
           <w:p>
+            <w:pPr>
+              <w:rPr>
+                <w:sz w:val="18"/>
+                <w:szCs w:val="18"/>
+              </w:rPr>
+            </w:pPr>
             <w:proofErr w:type="spellStart"/>
             <w:r>
               <w:rPr>
                 <w:sz w:val="18"/>
                 <w:szCs w:val="18"/>
               </w:rPr>
-              <w:t>Safiia</w:t>
+              <w:t>Faizahnadir</w:t>
             </w:r>
             <w:proofErr w:type="spellEnd"/>
           </w:p>
@@ -27252,12 +26231,6 @@
         </w:tc>
       </w:tr>
       <w:tr>
-        <w:tblPrEx>
-          <w:tblCellMar>
-            <w:top w:w="0" w:type="dxa"/>
-            <w:bottom w:w="0" w:type="dxa"/>
-          </w:tblCellMar>
-        </w:tblPrEx>
         <w:trPr>
           <w:cantSplit/>
         </w:trPr>
@@ -27396,12 +26369,6 @@
         </w:tc>
       </w:tr>
       <w:tr>
-        <w:tblPrEx>
-          <w:tblCellMar>
-            <w:top w:w="0" w:type="dxa"/>
-            <w:bottom w:w="0" w:type="dxa"/>
-          </w:tblCellMar>
-        </w:tblPrEx>
         <w:trPr>
           <w:cantSplit/>
         </w:trPr>
@@ -27629,12 +26596,6 @@
         <w:gridCol w:w="1308"/>
       </w:tblGrid>
       <w:tr>
-        <w:tblPrEx>
-          <w:tblCellMar>
-            <w:top w:w="0" w:type="dxa"/>
-            <w:bottom w:w="0" w:type="dxa"/>
-          </w:tblCellMar>
-        </w:tblPrEx>
         <w:trPr>
           <w:tblHeader/>
         </w:trPr>
@@ -27820,12 +26781,6 @@
         </w:tc>
       </w:tr>
       <w:tr>
-        <w:tblPrEx>
-          <w:tblCellMar>
-            <w:top w:w="0" w:type="dxa"/>
-            <w:bottom w:w="0" w:type="dxa"/>
-          </w:tblCellMar>
-        </w:tblPrEx>
         <w:trPr>
           <w:cantSplit/>
         </w:trPr>
@@ -27987,12 +26942,6 @@
         </w:tc>
       </w:tr>
       <w:tr>
-        <w:tblPrEx>
-          <w:tblCellMar>
-            <w:top w:w="0" w:type="dxa"/>
-            <w:bottom w:w="0" w:type="dxa"/>
-          </w:tblCellMar>
-        </w:tblPrEx>
         <w:trPr>
           <w:cantSplit/>
         </w:trPr>
@@ -28160,12 +27109,6 @@
         </w:tc>
       </w:tr>
       <w:tr>
-        <w:tblPrEx>
-          <w:tblCellMar>
-            <w:top w:w="0" w:type="dxa"/>
-            <w:bottom w:w="0" w:type="dxa"/>
-          </w:tblCellMar>
-        </w:tblPrEx>
         <w:trPr>
           <w:cantSplit/>
         </w:trPr>
@@ -28323,25 +27266,17 @@
               </w:rPr>
               <w:t xml:space="preserve">Abdullah, </w:t>
             </w:r>
-            <w:proofErr w:type="spellStart"/>
-            <w:r>
-              <w:rPr>
-                <w:sz w:val="16"/>
-                <w:szCs w:val="16"/>
-              </w:rPr>
-              <w:t>Safiia</w:t>
-            </w:r>
-            <w:proofErr w:type="spellEnd"/>
+            <w:r>
+              <w:rPr>
+                <w:sz w:val="16"/>
+                <w:szCs w:val="16"/>
+              </w:rPr>
+              <w:t>Faizah</w:t>
+            </w:r>
           </w:p>
         </w:tc>
       </w:tr>
       <w:tr>
-        <w:tblPrEx>
-          <w:tblCellMar>
-            <w:top w:w="0" w:type="dxa"/>
-            <w:bottom w:w="0" w:type="dxa"/>
-          </w:tblCellMar>
-        </w:tblPrEx>
         <w:trPr>
           <w:cantSplit/>
         </w:trPr>
@@ -28511,12 +27446,6 @@
         </w:tc>
       </w:tr>
       <w:tr>
-        <w:tblPrEx>
-          <w:tblCellMar>
-            <w:top w:w="0" w:type="dxa"/>
-            <w:bottom w:w="0" w:type="dxa"/>
-          </w:tblCellMar>
-        </w:tblPrEx>
         <w:trPr>
           <w:cantSplit/>
         </w:trPr>
@@ -28678,12 +27607,6 @@
         </w:tc>
       </w:tr>
       <w:tr>
-        <w:tblPrEx>
-          <w:tblCellMar>
-            <w:top w:w="0" w:type="dxa"/>
-            <w:bottom w:w="0" w:type="dxa"/>
-          </w:tblCellMar>
-        </w:tblPrEx>
         <w:trPr>
           <w:cantSplit/>
         </w:trPr>
@@ -28851,12 +27774,6 @@
         </w:tc>
       </w:tr>
       <w:tr>
-        <w:tblPrEx>
-          <w:tblCellMar>
-            <w:top w:w="0" w:type="dxa"/>
-            <w:bottom w:w="0" w:type="dxa"/>
-          </w:tblCellMar>
-        </w:tblPrEx>
         <w:trPr>
           <w:cantSplit/>
         </w:trPr>
@@ -29020,12 +27937,6 @@
         </w:tc>
       </w:tr>
       <w:tr>
-        <w:tblPrEx>
-          <w:tblCellMar>
-            <w:top w:w="0" w:type="dxa"/>
-            <w:bottom w:w="0" w:type="dxa"/>
-          </w:tblCellMar>
-        </w:tblPrEx>
         <w:trPr>
           <w:cantSplit/>
         </w:trPr>
@@ -29193,12 +28104,6 @@
         </w:tc>
       </w:tr>
       <w:tr>
-        <w:tblPrEx>
-          <w:tblCellMar>
-            <w:top w:w="0" w:type="dxa"/>
-            <w:bottom w:w="0" w:type="dxa"/>
-          </w:tblCellMar>
-        </w:tblPrEx>
         <w:trPr>
           <w:cantSplit/>
         </w:trPr>
@@ -29349,15 +28254,19 @@
             </w:tcMar>
           </w:tcPr>
           <w:p>
-            <w:proofErr w:type="spellStart"/>
-            <w:r>
-              <w:rPr>
-                <w:sz w:val="16"/>
-                <w:szCs w:val="16"/>
-              </w:rPr>
-              <w:t>Safiia</w:t>
-            </w:r>
-            <w:proofErr w:type="spellEnd"/>
+            <w:pPr>
+              <w:rPr>
+                <w:sz w:val="16"/>
+                <w:szCs w:val="16"/>
+              </w:rPr>
+            </w:pPr>
+            <w:r>
+              <w:rPr>
+                <w:sz w:val="16"/>
+                <w:szCs w:val="16"/>
+              </w:rPr>
+              <w:t>Faizah</w:t>
+            </w:r>
           </w:p>
         </w:tc>
       </w:tr>
